--- a/a7/packages/A7 Unit 6 - Relationships in Triangles/Handouts/A7 Unit 6 Relationships in Triangles - Reference Sheet.docx
+++ b/a7/packages/A7 Unit 6 - Relationships in Triangles/Handouts/A7 Unit 6 Relationships in Triangles - Reference Sheet.docx
@@ -2459,6 +2459,72 @@
           <w:color w:val="1A1A1A"/>
           <w:sz w:val="22"/>
         </w:rPr>
+        <w:t>Named triangles: the order of the letters is the matching.</w:t>
+      </w:r>
+      <w:r>
+        <w:rPr>
+          <w:b w:val="0"/>
+          <w:i w:val="0"/>
+          <w:color w:val="1A1A1A"/>
+          <w:sz w:val="22"/>
+        </w:rPr>
+        <w:t xml:space="preserve">  Triangle ABC is similar to triangle DEF, written </w:t>
+      </w:r>
+      <w:r>
+        <w:drawing>
+          <wp:inline xmlns:a="http://schemas.openxmlformats.org/drawingml/2006/main" xmlns:pic="http://schemas.openxmlformats.org/drawingml/2006/picture">
+            <wp:extent cx="1207008" cy="155448"/>
+            <wp:docPr id="16" name="Picture 16"/>
+            <wp:cNvGraphicFramePr>
+              <a:graphicFrameLocks noChangeAspect="1"/>
+            </wp:cNvGraphicFramePr>
+            <a:graphic>
+              <a:graphicData uri="http://schemas.openxmlformats.org/drawingml/2006/picture">
+                <pic:pic>
+                  <pic:nvPicPr>
+                    <pic:cNvPr id="0" name="7c73a0071da59d48.png"/>
+                    <pic:cNvPicPr/>
+                  </pic:nvPicPr>
+                  <pic:blipFill>
+                    <a:blip r:embed="rId22"/>
+                    <a:stretch>
+                      <a:fillRect/>
+                    </a:stretch>
+                  </pic:blipFill>
+                  <pic:spPr>
+                    <a:xfrm>
+                      <a:off x="0" y="0"/>
+                      <a:ext cx="1207008" cy="155448"/>
+                    </a:xfrm>
+                    <a:prstGeom prst="rect"/>
+                  </pic:spPr>
+                </pic:pic>
+              </a:graphicData>
+            </a:graphic>
+          </wp:inline>
+        </w:drawing>
+      </w:r>
+      <w:r>
+        <w:rPr>
+          <w:b w:val="0"/>
+          <w:i w:val="0"/>
+          <w:color w:val="1A1A1A"/>
+          <w:sz w:val="22"/>
+        </w:rPr>
+        <w:t>: A goes with D, B with E and C with F, so AB matches DE, BC matches EF and AC matches DF — even when the picture is turned.</w:t>
+      </w:r>
+    </w:p>
+    <w:p>
+      <w:pPr>
+        <w:spacing w:before="60" w:after="80"/>
+      </w:pPr>
+      <w:r>
+        <w:rPr>
+          <w:b/>
+          <w:i w:val="0"/>
+          <w:color w:val="1A1A1A"/>
+          <w:sz w:val="22"/>
+        </w:rPr>
         <w:t>A missing side: k = copy ÷ original, then multiply.</w:t>
       </w:r>
       <w:r>
@@ -2474,7 +2540,7 @@
         <w:drawing>
           <wp:inline xmlns:a="http://schemas.openxmlformats.org/drawingml/2006/main" xmlns:pic="http://schemas.openxmlformats.org/drawingml/2006/picture">
             <wp:extent cx="725424" cy="216408"/>
-            <wp:docPr id="16" name="Picture 16"/>
+            <wp:docPr id="17" name="Picture 17"/>
             <wp:cNvGraphicFramePr>
               <a:graphicFrameLocks noChangeAspect="1"/>
             </wp:cNvGraphicFramePr>
@@ -2486,7 +2552,7 @@
                     <pic:cNvPicPr/>
                   </pic:nvPicPr>
                   <pic:blipFill>
-                    <a:blip r:embed="rId22"/>
+                    <a:blip r:embed="rId23"/>
                     <a:stretch>
                       <a:fillRect/>
                     </a:stretch>
@@ -2517,7 +2583,7 @@
         <w:drawing>
           <wp:inline xmlns:a="http://schemas.openxmlformats.org/drawingml/2006/main" xmlns:pic="http://schemas.openxmlformats.org/drawingml/2006/picture">
             <wp:extent cx="752856" cy="121920"/>
-            <wp:docPr id="17" name="Picture 17"/>
+            <wp:docPr id="18" name="Picture 18"/>
             <wp:cNvGraphicFramePr>
               <a:graphicFrameLocks noChangeAspect="1"/>
             </wp:cNvGraphicFramePr>
@@ -2529,7 +2595,7 @@
                     <pic:cNvPicPr/>
                   </pic:nvPicPr>
                   <pic:blipFill>
-                    <a:blip r:embed="rId23"/>
+                    <a:blip r:embed="rId24"/>
                     <a:stretch>
                       <a:fillRect/>
                     </a:stretch>
@@ -2560,7 +2626,7 @@
         <w:drawing>
           <wp:inline xmlns:a="http://schemas.openxmlformats.org/drawingml/2006/main" xmlns:pic="http://schemas.openxmlformats.org/drawingml/2006/picture">
             <wp:extent cx="877824" cy="121920"/>
-            <wp:docPr id="18" name="Picture 18"/>
+            <wp:docPr id="19" name="Picture 19"/>
             <wp:cNvGraphicFramePr>
               <a:graphicFrameLocks noChangeAspect="1"/>
             </wp:cNvGraphicFramePr>
@@ -2572,7 +2638,7 @@
                     <pic:cNvPicPr/>
                   </pic:nvPicPr>
                   <pic:blipFill>
-                    <a:blip r:embed="rId24"/>
+                    <a:blip r:embed="rId25"/>
                     <a:stretch>
                       <a:fillRect/>
                     </a:stretch>
@@ -2626,7 +2692,7 @@
         <w:drawing>
           <wp:inline xmlns:a="http://schemas.openxmlformats.org/drawingml/2006/main" xmlns:pic="http://schemas.openxmlformats.org/drawingml/2006/picture">
             <wp:extent cx="603504" cy="216408"/>
-            <wp:docPr id="19" name="Picture 19"/>
+            <wp:docPr id="20" name="Picture 20"/>
             <wp:cNvGraphicFramePr>
               <a:graphicFrameLocks noChangeAspect="1"/>
             </wp:cNvGraphicFramePr>
@@ -2638,7 +2704,7 @@
                     <pic:cNvPicPr/>
                   </pic:nvPicPr>
                   <pic:blipFill>
-                    <a:blip r:embed="rId25"/>
+                    <a:blip r:embed="rId26"/>
                     <a:stretch>
                       <a:fillRect/>
                     </a:stretch>
@@ -2669,7 +2735,7 @@
         <w:drawing>
           <wp:inline xmlns:a="http://schemas.openxmlformats.org/drawingml/2006/main" xmlns:pic="http://schemas.openxmlformats.org/drawingml/2006/picture">
             <wp:extent cx="637032" cy="121920"/>
-            <wp:docPr id="20" name="Picture 20"/>
+            <wp:docPr id="21" name="Picture 21"/>
             <wp:cNvGraphicFramePr>
               <a:graphicFrameLocks noChangeAspect="1"/>
             </wp:cNvGraphicFramePr>
@@ -2681,7 +2747,7 @@
                     <pic:cNvPicPr/>
                   </pic:nvPicPr>
                   <pic:blipFill>
-                    <a:blip r:embed="rId26"/>
+                    <a:blip r:embed="rId27"/>
                     <a:stretch>
                       <a:fillRect/>
                     </a:stretch>
@@ -3420,7 +3486,7 @@
         <w:drawing>
           <wp:inline xmlns:a="http://schemas.openxmlformats.org/drawingml/2006/main" xmlns:pic="http://schemas.openxmlformats.org/drawingml/2006/picture">
             <wp:extent cx="1795272" cy="118872"/>
-            <wp:docPr id="21" name="Picture 21"/>
+            <wp:docPr id="22" name="Picture 22"/>
             <wp:cNvGraphicFramePr>
               <a:graphicFrameLocks noChangeAspect="1"/>
             </wp:cNvGraphicFramePr>
@@ -3432,7 +3498,7 @@
                     <pic:cNvPicPr/>
                   </pic:nvPicPr>
                   <pic:blipFill>
-                    <a:blip r:embed="rId27"/>
+                    <a:blip r:embed="rId28"/>
                     <a:stretch>
                       <a:fillRect/>
                     </a:stretch>
@@ -3463,7 +3529,7 @@
         <w:drawing>
           <wp:inline xmlns:a="http://schemas.openxmlformats.org/drawingml/2006/main" xmlns:pic="http://schemas.openxmlformats.org/drawingml/2006/picture">
             <wp:extent cx="326136" cy="112776"/>
-            <wp:docPr id="22" name="Picture 22"/>
+            <wp:docPr id="23" name="Picture 23"/>
             <wp:cNvGraphicFramePr>
               <a:graphicFrameLocks noChangeAspect="1"/>
             </wp:cNvGraphicFramePr>
@@ -3475,7 +3541,7 @@
                     <pic:cNvPicPr/>
                   </pic:nvPicPr>
                   <pic:blipFill>
-                    <a:blip r:embed="rId28"/>
+                    <a:blip r:embed="rId29"/>
                     <a:stretch>
                       <a:fillRect/>
                     </a:stretch>
@@ -3552,7 +3618,7 @@
         <w:drawing>
           <wp:inline xmlns:a="http://schemas.openxmlformats.org/drawingml/2006/main" xmlns:pic="http://schemas.openxmlformats.org/drawingml/2006/picture">
             <wp:extent cx="1469136" cy="143256"/>
-            <wp:docPr id="23" name="Picture 23"/>
+            <wp:docPr id="24" name="Picture 24"/>
             <wp:cNvGraphicFramePr>
               <a:graphicFrameLocks noChangeAspect="1"/>
             </wp:cNvGraphicFramePr>
@@ -3564,7 +3630,7 @@
                     <pic:cNvPicPr/>
                   </pic:nvPicPr>
                   <pic:blipFill>
-                    <a:blip r:embed="rId29"/>
+                    <a:blip r:embed="rId30"/>
                     <a:stretch>
                       <a:fillRect/>
                     </a:stretch>
@@ -3595,7 +3661,7 @@
         <w:drawing>
           <wp:inline xmlns:a="http://schemas.openxmlformats.org/drawingml/2006/main" xmlns:pic="http://schemas.openxmlformats.org/drawingml/2006/picture">
             <wp:extent cx="557784" cy="118872"/>
-            <wp:docPr id="24" name="Picture 24"/>
+            <wp:docPr id="25" name="Picture 25"/>
             <wp:cNvGraphicFramePr>
               <a:graphicFrameLocks noChangeAspect="1"/>
             </wp:cNvGraphicFramePr>
@@ -3607,7 +3673,7 @@
                     <pic:cNvPicPr/>
                   </pic:nvPicPr>
                   <pic:blipFill>
-                    <a:blip r:embed="rId30"/>
+                    <a:blip r:embed="rId31"/>
                     <a:stretch>
                       <a:fillRect/>
                     </a:stretch>
@@ -3638,7 +3704,7 @@
         <w:drawing>
           <wp:inline xmlns:a="http://schemas.openxmlformats.org/drawingml/2006/main" xmlns:pic="http://schemas.openxmlformats.org/drawingml/2006/picture">
             <wp:extent cx="402336" cy="115824"/>
-            <wp:docPr id="25" name="Picture 25"/>
+            <wp:docPr id="26" name="Picture 26"/>
             <wp:cNvGraphicFramePr>
               <a:graphicFrameLocks noChangeAspect="1"/>
             </wp:cNvGraphicFramePr>
@@ -3650,7 +3716,7 @@
                     <pic:cNvPicPr/>
                   </pic:nvPicPr>
                   <pic:blipFill>
-                    <a:blip r:embed="rId31"/>
+                    <a:blip r:embed="rId32"/>
                     <a:stretch>
                       <a:fillRect/>
                     </a:stretch>
@@ -3771,7 +3837,7 @@
         <w:drawing>
           <wp:inline xmlns:a="http://schemas.openxmlformats.org/drawingml/2006/main" xmlns:pic="http://schemas.openxmlformats.org/drawingml/2006/picture">
             <wp:extent cx="783336" cy="146304"/>
-            <wp:docPr id="26" name="Picture 26"/>
+            <wp:docPr id="27" name="Picture 27"/>
             <wp:cNvGraphicFramePr>
               <a:graphicFrameLocks noChangeAspect="1"/>
             </wp:cNvGraphicFramePr>

--- a/a7/packages/A7 Unit 6 - Relationships in Triangles/Handouts/A7 Unit 6 Relationships in Triangles - Reference Sheet.docx
+++ b/a7/packages/A7 Unit 6 - Relationships in Triangles/Handouts/A7 Unit 6 Relationships in Triangles - Reference Sheet.docx
@@ -215,7 +215,7 @@
           <w:color w:val="6B6B6B"/>
           <w:sz w:val="19"/>
         </w:rPr>
-        <w:t>Lessons 1–2 · the two shorter sides; the longest as c</w:t>
+        <w:t>Lessons 6.01–6.02 · the two shorter sides; the longest as c</w:t>
       </w:r>
     </w:p>
     <w:p>
@@ -1354,7 +1354,7 @@
           <w:color w:val="6B6B6B"/>
           <w:sz w:val="19"/>
         </w:rPr>
-        <w:t>Lessons 3–4 · c is across from the right angle</w:t>
+        <w:t>Lessons 6.03–6.04 · c is across from the right angle</w:t>
       </w:r>
     </w:p>
     <w:p>
@@ -1937,50 +1937,7 @@
           <w:color w:val="1A1A1A"/>
           <w:sz w:val="22"/>
         </w:rPr>
-        <w:t xml:space="preserve"> is the exact length; 5.8 is that length to the nearest tenth, the one to give when a question asks for a measurement. Every root on this unit's papers is of a whole number up to 225 with no square factor, so </w:t>
-      </w:r>
-      <w:r>
-        <w:drawing>
-          <wp:inline xmlns:a="http://schemas.openxmlformats.org/drawingml/2006/main" xmlns:pic="http://schemas.openxmlformats.org/drawingml/2006/picture">
-            <wp:extent cx="344424" cy="204216"/>
-            <wp:docPr id="10" name="Picture 10"/>
-            <wp:cNvGraphicFramePr>
-              <a:graphicFrameLocks noChangeAspect="1"/>
-            </wp:cNvGraphicFramePr>
-            <a:graphic>
-              <a:graphicData uri="http://schemas.openxmlformats.org/drawingml/2006/picture">
-                <pic:pic>
-                  <pic:nvPicPr>
-                    <pic:cNvPr id="0" name="5334e4a2e7ea478f.png"/>
-                    <pic:cNvPicPr/>
-                  </pic:nvPicPr>
-                  <pic:blipFill>
-                    <a:blip r:embed="rId17"/>
-                    <a:stretch>
-                      <a:fillRect/>
-                    </a:stretch>
-                  </pic:blipFill>
-                  <pic:spPr>
-                    <a:xfrm>
-                      <a:off x="0" y="0"/>
-                      <a:ext cx="344424" cy="204216"/>
-                    </a:xfrm>
-                    <a:prstGeom prst="rect"/>
-                  </pic:spPr>
-                </pic:pic>
-              </a:graphicData>
-            </a:graphic>
-          </wp:inline>
-        </w:drawing>
-      </w:r>
-      <w:r>
-        <w:rPr>
-          <w:b w:val="0"/>
-          <w:i w:val="0"/>
-          <w:color w:val="1A1A1A"/>
-          <w:sz w:val="22"/>
-        </w:rPr>
-        <w:t xml:space="preserve"> is already as simple as it gets. When a question asks for the nearest tenth, the decimal is the answer.</w:t>
+        <w:t xml:space="preserve"> is the exact length; 5.8 is that length to the nearest tenth, the one to give when a question asks for a measurement. Every root in this unit is of a whole number up to 225. When a question asks for the nearest tenth, the decimal is the answer — a root is never simplified here.</w:t>
       </w:r>
     </w:p>
     <w:p>
@@ -2032,7 +1989,7 @@
         <w:drawing>
           <wp:inline xmlns:a="http://schemas.openxmlformats.org/drawingml/2006/main" xmlns:pic="http://schemas.openxmlformats.org/drawingml/2006/picture">
             <wp:extent cx="1542288" cy="204216"/>
-            <wp:docPr id="11" name="Picture 11"/>
+            <wp:docPr id="10" name="Picture 10"/>
             <wp:cNvGraphicFramePr>
               <a:graphicFrameLocks noChangeAspect="1"/>
             </wp:cNvGraphicFramePr>
@@ -2102,7 +2059,7 @@
           <w:color w:val="6B6B6B"/>
           <w:sz w:val="19"/>
         </w:rPr>
-        <w:t>Lessons 5–6 · a slanted distance is a hypotenuse</w:t>
+        <w:t>Lessons 6.05–6.06 · a slanted distance is a hypotenuse</w:t>
       </w:r>
     </w:p>
     <w:p>
@@ -2131,7 +2088,7 @@
         <w:drawing>
           <wp:inline xmlns:a="http://schemas.openxmlformats.org/drawingml/2006/main" xmlns:pic="http://schemas.openxmlformats.org/drawingml/2006/picture">
             <wp:extent cx="780288" cy="146304"/>
-            <wp:docPr id="12" name="Picture 12"/>
+            <wp:docPr id="11" name="Picture 11"/>
             <wp:cNvGraphicFramePr>
               <a:graphicFrameLocks noChangeAspect="1"/>
             </wp:cNvGraphicFramePr>
@@ -2197,7 +2154,7 @@
         <w:drawing>
           <wp:inline xmlns:a="http://schemas.openxmlformats.org/drawingml/2006/main" xmlns:pic="http://schemas.openxmlformats.org/drawingml/2006/picture">
             <wp:extent cx="783336" cy="146304"/>
-            <wp:docPr id="13" name="Picture 13"/>
+            <wp:docPr id="12" name="Picture 12"/>
             <wp:cNvGraphicFramePr>
               <a:graphicFrameLocks noChangeAspect="1"/>
             </wp:cNvGraphicFramePr>
@@ -2240,7 +2197,7 @@
         <w:drawing>
           <wp:inline xmlns:a="http://schemas.openxmlformats.org/drawingml/2006/main" xmlns:pic="http://schemas.openxmlformats.org/drawingml/2006/picture">
             <wp:extent cx="1792224" cy="204216"/>
-            <wp:docPr id="14" name="Picture 14"/>
+            <wp:docPr id="13" name="Picture 13"/>
             <wp:cNvGraphicFramePr>
               <a:graphicFrameLocks noChangeAspect="1"/>
             </wp:cNvGraphicFramePr>
@@ -2356,7 +2313,7 @@
           <w:color w:val="6B6B6B"/>
           <w:sz w:val="19"/>
         </w:rPr>
-        <w:t>Lessons 7–8 · one scale factor on every side</w:t>
+        <w:t>Lessons 6.07–6.08 · one scale factor on every side</w:t>
       </w:r>
     </w:p>
     <w:p>
@@ -2385,7 +2342,7 @@
         <w:drawing>
           <wp:inline xmlns:a="http://schemas.openxmlformats.org/drawingml/2006/main" xmlns:pic="http://schemas.openxmlformats.org/drawingml/2006/picture">
             <wp:extent cx="1027176" cy="222504"/>
-            <wp:docPr id="15" name="Picture 15"/>
+            <wp:docPr id="14" name="Picture 14"/>
             <wp:cNvGraphicFramePr>
               <a:graphicFrameLocks noChangeAspect="1"/>
             </wp:cNvGraphicFramePr>
@@ -2474,7 +2431,7 @@
         <w:drawing>
           <wp:inline xmlns:a="http://schemas.openxmlformats.org/drawingml/2006/main" xmlns:pic="http://schemas.openxmlformats.org/drawingml/2006/picture">
             <wp:extent cx="1207008" cy="155448"/>
-            <wp:docPr id="16" name="Picture 16"/>
+            <wp:docPr id="15" name="Picture 15"/>
             <wp:cNvGraphicFramePr>
               <a:graphicFrameLocks noChangeAspect="1"/>
             </wp:cNvGraphicFramePr>
@@ -2540,7 +2497,7 @@
         <w:drawing>
           <wp:inline xmlns:a="http://schemas.openxmlformats.org/drawingml/2006/main" xmlns:pic="http://schemas.openxmlformats.org/drawingml/2006/picture">
             <wp:extent cx="725424" cy="216408"/>
-            <wp:docPr id="17" name="Picture 17"/>
+            <wp:docPr id="16" name="Picture 16"/>
             <wp:cNvGraphicFramePr>
               <a:graphicFrameLocks noChangeAspect="1"/>
             </wp:cNvGraphicFramePr>
@@ -2583,7 +2540,7 @@
         <w:drawing>
           <wp:inline xmlns:a="http://schemas.openxmlformats.org/drawingml/2006/main" xmlns:pic="http://schemas.openxmlformats.org/drawingml/2006/picture">
             <wp:extent cx="752856" cy="121920"/>
-            <wp:docPr id="18" name="Picture 18"/>
+            <wp:docPr id="17" name="Picture 17"/>
             <wp:cNvGraphicFramePr>
               <a:graphicFrameLocks noChangeAspect="1"/>
             </wp:cNvGraphicFramePr>
@@ -2626,7 +2583,7 @@
         <w:drawing>
           <wp:inline xmlns:a="http://schemas.openxmlformats.org/drawingml/2006/main" xmlns:pic="http://schemas.openxmlformats.org/drawingml/2006/picture">
             <wp:extent cx="877824" cy="121920"/>
-            <wp:docPr id="19" name="Picture 19"/>
+            <wp:docPr id="18" name="Picture 18"/>
             <wp:cNvGraphicFramePr>
               <a:graphicFrameLocks noChangeAspect="1"/>
             </wp:cNvGraphicFramePr>
@@ -2692,7 +2649,7 @@
         <w:drawing>
           <wp:inline xmlns:a="http://schemas.openxmlformats.org/drawingml/2006/main" xmlns:pic="http://schemas.openxmlformats.org/drawingml/2006/picture">
             <wp:extent cx="603504" cy="216408"/>
-            <wp:docPr id="20" name="Picture 20"/>
+            <wp:docPr id="19" name="Picture 19"/>
             <wp:cNvGraphicFramePr>
               <a:graphicFrameLocks noChangeAspect="1"/>
             </wp:cNvGraphicFramePr>
@@ -2735,7 +2692,7 @@
         <w:drawing>
           <wp:inline xmlns:a="http://schemas.openxmlformats.org/drawingml/2006/main" xmlns:pic="http://schemas.openxmlformats.org/drawingml/2006/picture">
             <wp:extent cx="637032" cy="121920"/>
-            <wp:docPr id="21" name="Picture 21"/>
+            <wp:docPr id="20" name="Picture 20"/>
             <wp:cNvGraphicFramePr>
               <a:graphicFrameLocks noChangeAspect="1"/>
             </wp:cNvGraphicFramePr>
@@ -3486,7 +3443,7 @@
         <w:drawing>
           <wp:inline xmlns:a="http://schemas.openxmlformats.org/drawingml/2006/main" xmlns:pic="http://schemas.openxmlformats.org/drawingml/2006/picture">
             <wp:extent cx="1795272" cy="118872"/>
-            <wp:docPr id="22" name="Picture 22"/>
+            <wp:docPr id="21" name="Picture 21"/>
             <wp:cNvGraphicFramePr>
               <a:graphicFrameLocks noChangeAspect="1"/>
             </wp:cNvGraphicFramePr>
@@ -3529,7 +3486,7 @@
         <w:drawing>
           <wp:inline xmlns:a="http://schemas.openxmlformats.org/drawingml/2006/main" xmlns:pic="http://schemas.openxmlformats.org/drawingml/2006/picture">
             <wp:extent cx="326136" cy="112776"/>
-            <wp:docPr id="23" name="Picture 23"/>
+            <wp:docPr id="22" name="Picture 22"/>
             <wp:cNvGraphicFramePr>
               <a:graphicFrameLocks noChangeAspect="1"/>
             </wp:cNvGraphicFramePr>
@@ -3618,7 +3575,7 @@
         <w:drawing>
           <wp:inline xmlns:a="http://schemas.openxmlformats.org/drawingml/2006/main" xmlns:pic="http://schemas.openxmlformats.org/drawingml/2006/picture">
             <wp:extent cx="1469136" cy="143256"/>
-            <wp:docPr id="24" name="Picture 24"/>
+            <wp:docPr id="23" name="Picture 23"/>
             <wp:cNvGraphicFramePr>
               <a:graphicFrameLocks noChangeAspect="1"/>
             </wp:cNvGraphicFramePr>
@@ -3661,7 +3618,7 @@
         <w:drawing>
           <wp:inline xmlns:a="http://schemas.openxmlformats.org/drawingml/2006/main" xmlns:pic="http://schemas.openxmlformats.org/drawingml/2006/picture">
             <wp:extent cx="557784" cy="118872"/>
-            <wp:docPr id="25" name="Picture 25"/>
+            <wp:docPr id="24" name="Picture 24"/>
             <wp:cNvGraphicFramePr>
               <a:graphicFrameLocks noChangeAspect="1"/>
             </wp:cNvGraphicFramePr>
@@ -3704,7 +3661,7 @@
         <w:drawing>
           <wp:inline xmlns:a="http://schemas.openxmlformats.org/drawingml/2006/main" xmlns:pic="http://schemas.openxmlformats.org/drawingml/2006/picture">
             <wp:extent cx="402336" cy="115824"/>
-            <wp:docPr id="26" name="Picture 26"/>
+            <wp:docPr id="25" name="Picture 25"/>
             <wp:cNvGraphicFramePr>
               <a:graphicFrameLocks noChangeAspect="1"/>
             </wp:cNvGraphicFramePr>
@@ -3837,7 +3794,7 @@
         <w:drawing>
           <wp:inline xmlns:a="http://schemas.openxmlformats.org/drawingml/2006/main" xmlns:pic="http://schemas.openxmlformats.org/drawingml/2006/picture">
             <wp:extent cx="783336" cy="146304"/>
-            <wp:docPr id="27" name="Picture 27"/>
+            <wp:docPr id="26" name="Picture 26"/>
             <wp:cNvGraphicFramePr>
               <a:graphicFrameLocks noChangeAspect="1"/>
             </wp:cNvGraphicFramePr>
@@ -3889,7 +3846,50 @@
           <w:color w:val="1A1A1A"/>
           <w:sz w:val="22"/>
         </w:rPr>
-        <w:t xml:space="preserve">   —   if the two shorter sides' squares add to the longest side's square, the triangle is a right triangle</w:t>
+        <w:t xml:space="preserve">   —   if </w:t>
+      </w:r>
+      <w:r>
+        <w:drawing>
+          <wp:inline xmlns:a="http://schemas.openxmlformats.org/drawingml/2006/main" xmlns:pic="http://schemas.openxmlformats.org/drawingml/2006/picture">
+            <wp:extent cx="783336" cy="146304"/>
+            <wp:docPr id="27" name="Picture 27"/>
+            <wp:cNvGraphicFramePr>
+              <a:graphicFrameLocks noChangeAspect="1"/>
+            </wp:cNvGraphicFramePr>
+            <a:graphic>
+              <a:graphicData uri="http://schemas.openxmlformats.org/drawingml/2006/picture">
+                <pic:pic>
+                  <pic:nvPicPr>
+                    <pic:cNvPr id="0" name="1f4ecdd5e983b9fc.png"/>
+                    <pic:cNvPicPr/>
+                  </pic:nvPicPr>
+                  <pic:blipFill>
+                    <a:blip r:embed="rId16"/>
+                    <a:stretch>
+                      <a:fillRect/>
+                    </a:stretch>
+                  </pic:blipFill>
+                  <pic:spPr>
+                    <a:xfrm>
+                      <a:off x="0" y="0"/>
+                      <a:ext cx="783336" cy="146304"/>
+                    </a:xfrm>
+                    <a:prstGeom prst="rect"/>
+                  </pic:spPr>
+                </pic:pic>
+              </a:graphicData>
+            </a:graphic>
+          </wp:inline>
+        </w:drawing>
+      </w:r>
+      <w:r>
+        <w:rPr>
+          <w:b w:val="0"/>
+          <w:i w:val="0"/>
+          <w:color w:val="1A1A1A"/>
+          <w:sz w:val="22"/>
+        </w:rPr>
+        <w:t>, c the longest side, the triangle is right</w:t>
       </w:r>
     </w:p>
     <w:p>
@@ -3985,7 +3985,7 @@
           <w:color w:val="1A1A1A"/>
           <w:sz w:val="22"/>
         </w:rPr>
-        <w:t xml:space="preserve">   —   triangles whose matching angles are equal and whose matching sides are in one ratio</w:t>
+        <w:t xml:space="preserve">   —   matching angles are equal and matching sides are in one ratio</w:t>
       </w:r>
     </w:p>
     <w:p>

--- a/a7/packages/A7 Unit 6 - Relationships in Triangles/Handouts/A7 Unit 6 Relationships in Triangles - Reference Sheet.docx
+++ b/a7/packages/A7 Unit 6 - Relationships in Triangles/Handouts/A7 Unit 6 Relationships in Triangles - Reference Sheet.docx
@@ -1212,12 +1212,12 @@
           <w:color w:val="1A1A1A"/>
           <w:sz w:val="22"/>
         </w:rPr>
-        <w:t xml:space="preserve">  If the two shorter sides' squares add to the longest side's square, the triangle is right; if not, it is not — and passing the Triangle Inequality only shows there is a triangle. 9, 15, 12: </w:t>
+        <w:t xml:space="preserve">  If the two shorter sides' squares add to the longest side's square, the triangle is right; if not, it is not — and passing the Triangle Inequality only shows there is a triangle. 24, 40, 32: </w:t>
       </w:r>
       <w:r>
         <w:drawing>
           <wp:inline xmlns:a="http://schemas.openxmlformats.org/drawingml/2006/main" xmlns:pic="http://schemas.openxmlformats.org/drawingml/2006/picture">
-            <wp:extent cx="2063496" cy="146304"/>
+            <wp:extent cx="2474976" cy="164592"/>
             <wp:docPr id="6" name="Picture 6"/>
             <wp:cNvGraphicFramePr>
               <a:graphicFrameLocks noChangeAspect="1"/>
@@ -1226,7 +1226,7 @@
               <a:graphicData uri="http://schemas.openxmlformats.org/drawingml/2006/picture">
                 <pic:pic>
                   <pic:nvPicPr>
-                    <pic:cNvPr id="0" name="60bde4ca634d7d72.png"/>
+                    <pic:cNvPr id="0" name="ab7fa6653a39b332.png"/>
                     <pic:cNvPicPr/>
                   </pic:nvPicPr>
                   <pic:blipFill>
@@ -1238,7 +1238,7 @@
                   <pic:spPr>
                     <a:xfrm>
                       <a:off x="0" y="0"/>
-                      <a:ext cx="2063496" cy="146304"/>
+                      <a:ext cx="2474976" cy="164592"/>
                     </a:xfrm>
                     <a:prstGeom prst="rect"/>
                   </pic:spPr>
